--- a/wwwroot/renshichu/lunwensongshen.docx
+++ b/wwwroot/renshichu/lunwensongshen.docx
@@ -19,8 +19,8 @@
         </w:rPr>
         <w:drawing>
           <wp:inline distT="0" distB="0" distL="0" distR="0" wp14:anchorId="78C6D738" wp14:editId="5D227B51">
-            <wp:extent cx="7470140" cy="4201795"/>
-            <wp:effectExtent l="0" t="0" r="0" b="8255"/>
+            <wp:extent cx="7225162" cy="4064000"/>
+            <wp:effectExtent l="0" t="0" r="0" b="0"/>
             <wp:docPr id="1" name="Picture 1"/>
             <wp:cNvGraphicFramePr>
               <a:graphicFrameLocks xmlns:a="http://schemas.openxmlformats.org/drawingml/2006/main" noChangeAspect="1"/>
@@ -41,7 +41,7 @@
                   <pic:spPr>
                     <a:xfrm>
                       <a:off x="0" y="0"/>
-                      <a:ext cx="7470140" cy="4201795"/>
+                      <a:ext cx="7229246" cy="4066297"/>
                     </a:xfrm>
                     <a:prstGeom prst="rect">
                       <a:avLst/>
@@ -53,7 +53,74 @@
           </wp:inline>
         </w:drawing>
       </w:r>
+    </w:p>
+    <w:p>
+      <w:pPr>
+        <w:pStyle w:val="NormalWeb"/>
+        <w:shd w:val="clear" w:color="auto" w:fill="FFFFFF"/>
+        <w:spacing w:before="0" w:beforeAutospacing="0" w:after="300" w:afterAutospacing="0"/>
+        <w:jc w:val="center"/>
+        <w:rPr>
+          <w:rFonts w:ascii="Segoe UI Emoji" w:hAnsi="Segoe UI Emoji"/>
+          <w:color w:val="404040"/>
+        </w:rPr>
+      </w:pPr>
       <w:bookmarkStart w:id="0" w:name="_GoBack"/>
+      <w:r>
+        <w:rPr>
+          <w:rFonts w:ascii="Segoe UI Emoji" w:hAnsi="Segoe UI Emoji"/>
+          <w:noProof/>
+          <w:color w:val="404040"/>
+        </w:rPr>
+        <w:drawing>
+          <wp:inline distT="0" distB="0" distL="0" distR="0">
+            <wp:extent cx="6858000" cy="15240000"/>
+            <wp:effectExtent l="0" t="0" r="0" b="0"/>
+            <wp:docPr id="2" name="Picture 2" descr="C:\Users\1\AppData\Roaming\DingTalk\47392533_v2\resource_cache\c1\c16d04ddc8c92ea49382d2d93108fc01.png"/>
+            <wp:cNvGraphicFramePr>
+              <a:graphicFrameLocks xmlns:a="http://schemas.openxmlformats.org/drawingml/2006/main" noChangeAspect="1"/>
+            </wp:cNvGraphicFramePr>
+            <a:graphic xmlns:a="http://schemas.openxmlformats.org/drawingml/2006/main">
+              <a:graphicData uri="http://schemas.openxmlformats.org/drawingml/2006/picture">
+                <pic:pic xmlns:pic="http://schemas.openxmlformats.org/drawingml/2006/picture">
+                  <pic:nvPicPr>
+                    <pic:cNvPr id="0" name="Picture 1" descr="C:\Users\1\AppData\Roaming\DingTalk\47392533_v2\resource_cache\c1\c16d04ddc8c92ea49382d2d93108fc01.png"/>
+                    <pic:cNvPicPr>
+                      <a:picLocks noChangeAspect="1" noChangeArrowheads="1"/>
+                    </pic:cNvPicPr>
+                  </pic:nvPicPr>
+                  <pic:blipFill>
+                    <a:blip r:embed="rId6">
+                      <a:extLst>
+                        <a:ext uri="{28A0092B-C50C-407E-A947-70E740481C1C}">
+                          <a14:useLocalDpi xmlns:a14="http://schemas.microsoft.com/office/drawing/2010/main" val="0"/>
+                        </a:ext>
+                      </a:extLst>
+                    </a:blip>
+                    <a:srcRect/>
+                    <a:stretch>
+                      <a:fillRect/>
+                    </a:stretch>
+                  </pic:blipFill>
+                  <pic:spPr bwMode="auto">
+                    <a:xfrm>
+                      <a:off x="0" y="0"/>
+                      <a:ext cx="6858000" cy="15240000"/>
+                    </a:xfrm>
+                    <a:prstGeom prst="rect">
+                      <a:avLst/>
+                    </a:prstGeom>
+                    <a:noFill/>
+                    <a:ln>
+                      <a:noFill/>
+                    </a:ln>
+                  </pic:spPr>
+                </pic:pic>
+              </a:graphicData>
+            </a:graphic>
+          </wp:inline>
+        </w:drawing>
+      </w:r>
       <w:bookmarkEnd w:id="0"/>
     </w:p>
     <w:p>
@@ -78,23 +145,49 @@
           <w:rFonts w:ascii="微软雅黑" w:eastAsia="微软雅黑" w:hAnsi="微软雅黑" w:cs="微软雅黑" w:hint="eastAsia"/>
           <w:color w:val="404040"/>
         </w:rPr>
-        <w:t>请人事处先挖</w:t>
-      </w:r>
-      <w:proofErr w:type="gramStart"/>
-      <w:r>
-        <w:rPr>
-          <w:rFonts w:ascii="微软雅黑" w:eastAsia="微软雅黑" w:hAnsi="微软雅黑" w:cs="微软雅黑" w:hint="eastAsia"/>
-          <w:color w:val="404040"/>
-        </w:rPr>
-        <w:t>呀挖如下</w:t>
-      </w:r>
-      <w:proofErr w:type="gramEnd"/>
-      <w:r>
-        <w:rPr>
-          <w:rFonts w:ascii="微软雅黑" w:eastAsia="微软雅黑" w:hAnsi="微软雅黑" w:cs="微软雅黑" w:hint="eastAsia"/>
-          <w:color w:val="404040"/>
-        </w:rPr>
-        <w:t>两篇职称评审相关的论文，后续再陆续请人事处</w:t>
+        <w:t>、</w:t>
+      </w:r>
+      <w:r>
+        <w:rPr>
+          <w:rFonts w:ascii="微软雅黑" w:eastAsia="微软雅黑" w:hAnsi="微软雅黑" w:cs="微软雅黑" w:hint="eastAsia"/>
+          <w:color w:val="404040"/>
+        </w:rPr>
+        <w:t>请人事处</w:t>
+      </w:r>
+      <w:r>
+        <w:rPr>
+          <w:rFonts w:ascii="微软雅黑" w:eastAsia="微软雅黑" w:hAnsi="微软雅黑" w:cs="微软雅黑" w:hint="eastAsia"/>
+          <w:color w:val="404040"/>
+        </w:rPr>
+        <w:t>审查</w:t>
+      </w:r>
+      <w:r>
+        <w:rPr>
+          <w:rFonts w:ascii="微软雅黑" w:eastAsia="微软雅黑" w:hAnsi="微软雅黑" w:cs="微软雅黑" w:hint="eastAsia"/>
+          <w:color w:val="404040"/>
+        </w:rPr>
+        <w:t>如下两篇职称评审相关的论文</w:t>
+      </w:r>
+      <w:r>
+        <w:rPr>
+          <w:rFonts w:ascii="微软雅黑" w:eastAsia="微软雅黑" w:hAnsi="微软雅黑" w:cs="微软雅黑" w:hint="eastAsia"/>
+          <w:color w:val="404040"/>
+        </w:rPr>
+        <w:t>是否存在学术不端</w:t>
+      </w:r>
+      <w:r>
+        <w:rPr>
+          <w:rFonts w:ascii="微软雅黑" w:eastAsia="微软雅黑" w:hAnsi="微软雅黑" w:cs="微软雅黑" w:hint="eastAsia"/>
+          <w:color w:val="404040"/>
+        </w:rPr>
+        <w:t>，后续再</w:t>
+      </w:r>
+      <w:r>
+        <w:rPr>
+          <w:rFonts w:ascii="微软雅黑" w:eastAsia="微软雅黑" w:hAnsi="微软雅黑" w:cs="微软雅黑" w:hint="eastAsia"/>
+          <w:color w:val="404040"/>
+        </w:rPr>
+        <w:t>请人事处</w:t>
       </w:r>
       <w:proofErr w:type="gramStart"/>
       <w:r>
@@ -160,7 +253,7 @@
         </w:rPr>
         <w:t> </w:t>
       </w:r>
-      <w:hyperlink r:id="rId6" w:tgtFrame="_blank" w:history="1">
+      <w:hyperlink r:id="rId7" w:tgtFrame="_blank" w:history="1">
         <w:r>
           <w:rPr>
             <w:rStyle w:val="Hyperlink"/>
@@ -212,7 +305,7 @@
         </w:rPr>
         <w:t> </w:t>
       </w:r>
-      <w:hyperlink r:id="rId7" w:tgtFrame="_blank" w:history="1">
+      <w:hyperlink r:id="rId8" w:tgtFrame="_blank" w:history="1">
         <w:r>
           <w:rPr>
             <w:rStyle w:val="Hyperlink"/>

--- a/wwwroot/renshichu/lunwensongshen.docx
+++ b/wwwroot/renshichu/lunwensongshen.docx
@@ -2,6 +2,42 @@
 <file path=word/document.xml><?xml version="1.0" encoding="utf-8"?>
 <w:document xmlns:wpc="http://schemas.microsoft.com/office/word/2010/wordprocessingCanvas" xmlns:mc="http://schemas.openxmlformats.org/markup-compatibility/2006" xmlns:o="urn:schemas-microsoft-com:office:office" xmlns:r="http://schemas.openxmlformats.org/officeDocument/2006/relationships" xmlns:m="http://schemas.openxmlformats.org/officeDocument/2006/math" xmlns:v="urn:schemas-microsoft-com:vml" xmlns:wp14="http://schemas.microsoft.com/office/word/2010/wordprocessingDrawing" xmlns:wp="http://schemas.openxmlformats.org/drawingml/2006/wordprocessingDrawing" xmlns:w10="urn:schemas-microsoft-com:office:word" xmlns:w="http://schemas.openxmlformats.org/wordprocessingml/2006/main" xmlns:w14="http://schemas.microsoft.com/office/word/2010/wordml" xmlns:w15="http://schemas.microsoft.com/office/word/2012/wordml" xmlns:wpg="http://schemas.microsoft.com/office/word/2010/wordprocessingGroup" xmlns:wpi="http://schemas.microsoft.com/office/word/2010/wordprocessingInk" xmlns:wne="http://schemas.microsoft.com/office/word/2006/wordml" xmlns:wps="http://schemas.microsoft.com/office/word/2010/wordprocessingShape" mc:Ignorable="w14 w15 wp14">
   <w:body>
+    <w:p>
+      <w:pPr>
+        <w:widowControl/>
+        <w:spacing w:before="480" w:after="120"/>
+        <w:jc w:val="center"/>
+        <w:outlineLvl w:val="0"/>
+        <w:rPr>
+          <w:rFonts w:ascii="Segoe UI Emoji" w:hAnsi="Segoe UI Emoji"/>
+          <w:color w:val="404040"/>
+        </w:rPr>
+      </w:pPr>
+      <w:r>
+        <w:rPr>
+          <w:rFonts w:ascii="宋体" w:eastAsia="宋体" w:hAnsi="宋体" w:cs="宋体" w:hint="eastAsia"/>
+          <w:b/>
+          <w:bCs/>
+          <w:color w:val="404040"/>
+          <w:kern w:val="36"/>
+          <w:sz w:val="45"/>
+          <w:szCs w:val="45"/>
+        </w:rPr>
+        <w:t>挖呀挖江西师范大学人事处刘涛科</w:t>
+      </w:r>
+      <w:r>
+        <w:rPr>
+          <w:rFonts w:ascii="宋体" w:eastAsia="宋体" w:hAnsi="宋体" w:cs="宋体"/>
+          <w:b/>
+          <w:bCs/>
+          <w:color w:val="404040"/>
+          <w:kern w:val="36"/>
+          <w:sz w:val="45"/>
+          <w:szCs w:val="45"/>
+        </w:rPr>
+        <w:t>长</w:t>
+      </w:r>
+    </w:p>
     <w:p>
       <w:pPr>
         <w:pStyle w:val="NormalWeb"/>
@@ -75,7 +111,7 @@
         <w:drawing>
           <wp:inline distT="0" distB="0" distL="0" distR="0">
             <wp:extent cx="6858000" cy="15240000"/>
-            <wp:effectExtent l="0" t="0" r="0" b="0"/>
+            <wp:effectExtent l="19050" t="19050" r="19050" b="19050"/>
             <wp:docPr id="2" name="Picture 2" descr="C:\Users\1\AppData\Roaming\DingTalk\47392533_v2\resource_cache\c1\c16d04ddc8c92ea49382d2d93108fc01.png"/>
             <wp:cNvGraphicFramePr>
               <a:graphicFrameLocks xmlns:a="http://schemas.openxmlformats.org/drawingml/2006/main" noChangeAspect="1"/>
@@ -112,7 +148,9 @@
                     </a:prstGeom>
                     <a:noFill/>
                     <a:ln>
-                      <a:noFill/>
+                      <a:solidFill>
+                        <a:schemeClr val="accent1"/>
+                      </a:solidFill>
                     </a:ln>
                   </pic:spPr>
                 </pic:pic>
@@ -1096,6 +1134,28 @@
       <w:jc w:val="both"/>
     </w:pPr>
   </w:style>
+  <w:style w:type="paragraph" w:styleId="Heading1">
+    <w:name w:val="heading 1"/>
+    <w:basedOn w:val="Normal"/>
+    <w:link w:val="Heading1Char"/>
+    <w:uiPriority w:val="9"/>
+    <w:qFormat/>
+    <w:rsid w:val="003F7702"/>
+    <w:pPr>
+      <w:widowControl/>
+      <w:spacing w:before="100" w:beforeAutospacing="1" w:after="100" w:afterAutospacing="1"/>
+      <w:jc w:val="left"/>
+      <w:outlineLvl w:val="0"/>
+    </w:pPr>
+    <w:rPr>
+      <w:rFonts w:ascii="Times New Roman" w:eastAsia="Times New Roman" w:hAnsi="Times New Roman" w:cs="Times New Roman"/>
+      <w:b/>
+      <w:bCs/>
+      <w:kern w:val="36"/>
+      <w:sz w:val="48"/>
+      <w:szCs w:val="48"/>
+    </w:rPr>
+  </w:style>
   <w:style w:type="character" w:default="1" w:styleId="DefaultParagraphFont">
     <w:name w:val="Default Paragraph Font"/>
     <w:uiPriority w:val="1"/>
@@ -1152,6 +1212,21 @@
     <w:rPr>
       <w:color w:val="0000FF"/>
       <w:u w:val="single"/>
+    </w:rPr>
+  </w:style>
+  <w:style w:type="character" w:customStyle="1" w:styleId="Heading1Char">
+    <w:name w:val="Heading 1 Char"/>
+    <w:basedOn w:val="DefaultParagraphFont"/>
+    <w:link w:val="Heading1"/>
+    <w:uiPriority w:val="9"/>
+    <w:rsid w:val="003F7702"/>
+    <w:rPr>
+      <w:rFonts w:ascii="Times New Roman" w:eastAsia="Times New Roman" w:hAnsi="Times New Roman" w:cs="Times New Roman"/>
+      <w:b/>
+      <w:bCs/>
+      <w:kern w:val="36"/>
+      <w:sz w:val="48"/>
+      <w:szCs w:val="48"/>
     </w:rPr>
   </w:style>
 </w:styles>
